--- a/templates/paymentInvoice_atp_OK_reestr.docx
+++ b/templates/paymentInvoice_atp_OK_reestr.docx
@@ -32,7 +32,25 @@
           <w:sz w:val="20"/>
           <w:szCs w:val="20"/>
         </w:rPr>
-        <w:t>{docNumber}</w:t>
+        <w:t>{</w:t>
+      </w:r>
+      <w:proofErr w:type="spellStart"/>
+      <w:r>
+        <w:rPr>
+          <w:rFonts w:ascii="Arial" w:hAnsi="Arial" w:cs="Arial"/>
+          <w:sz w:val="20"/>
+          <w:szCs w:val="20"/>
+        </w:rPr>
+        <w:t>docNumber</w:t>
+      </w:r>
+      <w:proofErr w:type="spellEnd"/>
+      <w:r>
+        <w:rPr>
+          <w:rFonts w:ascii="Arial" w:hAnsi="Arial" w:cs="Arial"/>
+          <w:sz w:val="20"/>
+          <w:szCs w:val="20"/>
+        </w:rPr>
+        <w:t>}</w:t>
       </w:r>
       <w:r>
         <w:rPr>
@@ -139,7 +157,29 @@
           <w:sz w:val="20"/>
           <w:szCs w:val="20"/>
         </w:rPr>
-        <w:t>{startPeriodDate}</w:t>
+        <w:t>{</w:t>
+      </w:r>
+      <w:proofErr w:type="spellStart"/>
+      <w:r>
+        <w:rPr>
+          <w:rFonts w:ascii="Arial" w:hAnsi="Arial" w:cs="Arial"/>
+          <w:b/>
+          <w:bCs/>
+          <w:sz w:val="20"/>
+          <w:szCs w:val="20"/>
+        </w:rPr>
+        <w:t>startPeriodDate</w:t>
+      </w:r>
+      <w:proofErr w:type="spellEnd"/>
+      <w:r>
+        <w:rPr>
+          <w:rFonts w:ascii="Arial" w:hAnsi="Arial" w:cs="Arial"/>
+          <w:b/>
+          <w:bCs/>
+          <w:sz w:val="20"/>
+          <w:szCs w:val="20"/>
+        </w:rPr>
+        <w:t>}</w:t>
       </w:r>
       <w:r>
         <w:rPr>
@@ -161,6 +201,7 @@
         </w:rPr>
         <w:t>{</w:t>
       </w:r>
+      <w:proofErr w:type="spellStart"/>
       <w:r>
         <w:rPr>
           <w:rFonts w:ascii="Arial" w:hAnsi="Arial" w:cs="Arial"/>
@@ -172,6 +213,7 @@
         </w:rPr>
         <w:t>endPeriodDate</w:t>
       </w:r>
+      <w:proofErr w:type="spellEnd"/>
       <w:r>
         <w:rPr>
           <w:rFonts w:ascii="Arial" w:hAnsi="Arial" w:cs="Arial"/>
@@ -651,8 +693,20 @@
                 <w:sz w:val="10"/>
                 <w:szCs w:val="10"/>
               </w:rPr>
-              <w:t>Ставка, руб</w:t>
-            </w:r>
+              <w:t xml:space="preserve">Ставка, </w:t>
+            </w:r>
+            <w:proofErr w:type="spellStart"/>
+            <w:r>
+              <w:rPr>
+                <w:rFonts w:ascii="Arial" w:hAnsi="Arial" w:cs="Arial"/>
+                <w:b/>
+                <w:bCs/>
+                <w:sz w:val="10"/>
+                <w:szCs w:val="10"/>
+              </w:rPr>
+              <w:t>руб</w:t>
+            </w:r>
+            <w:proofErr w:type="spellEnd"/>
           </w:p>
         </w:tc>
         <w:tc>
@@ -678,8 +732,20 @@
                 <w:sz w:val="10"/>
                 <w:szCs w:val="10"/>
               </w:rPr>
-              <w:t>Сумма сверх нормативного простоя на погрузке, руб</w:t>
-            </w:r>
+              <w:t xml:space="preserve">Сумма сверх нормативного простоя на погрузке, </w:t>
+            </w:r>
+            <w:proofErr w:type="spellStart"/>
+            <w:r>
+              <w:rPr>
+                <w:rFonts w:ascii="Arial" w:hAnsi="Arial" w:cs="Arial"/>
+                <w:b/>
+                <w:bCs/>
+                <w:sz w:val="10"/>
+                <w:szCs w:val="10"/>
+              </w:rPr>
+              <w:t>руб</w:t>
+            </w:r>
+            <w:proofErr w:type="spellEnd"/>
           </w:p>
           <w:p>
             <w:pPr>
@@ -717,8 +783,20 @@
                 <w:sz w:val="10"/>
                 <w:szCs w:val="10"/>
               </w:rPr>
-              <w:t>Сумма сверх нормативного простоя на разгрузке, руб</w:t>
-            </w:r>
+              <w:t xml:space="preserve">Сумма сверх нормативного простоя на разгрузке, </w:t>
+            </w:r>
+            <w:proofErr w:type="spellStart"/>
+            <w:r>
+              <w:rPr>
+                <w:rFonts w:ascii="Arial" w:hAnsi="Arial" w:cs="Arial"/>
+                <w:b/>
+                <w:bCs/>
+                <w:sz w:val="10"/>
+                <w:szCs w:val="10"/>
+              </w:rPr>
+              <w:t>руб</w:t>
+            </w:r>
+            <w:proofErr w:type="spellEnd"/>
           </w:p>
         </w:tc>
         <w:tc>
@@ -744,8 +822,20 @@
                 <w:sz w:val="10"/>
                 <w:szCs w:val="10"/>
               </w:rPr>
-              <w:t>Возврат продукции, руб</w:t>
-            </w:r>
+              <w:t xml:space="preserve">Возврат продукции, </w:t>
+            </w:r>
+            <w:proofErr w:type="spellStart"/>
+            <w:r>
+              <w:rPr>
+                <w:rFonts w:ascii="Arial" w:hAnsi="Arial" w:cs="Arial"/>
+                <w:b/>
+                <w:bCs/>
+                <w:sz w:val="10"/>
+                <w:szCs w:val="10"/>
+              </w:rPr>
+              <w:t>руб</w:t>
+            </w:r>
+            <w:proofErr w:type="spellEnd"/>
           </w:p>
           <w:p>
             <w:pPr>
@@ -783,8 +873,20 @@
                 <w:sz w:val="10"/>
                 <w:szCs w:val="10"/>
               </w:rPr>
-              <w:t>Дополнительное место погрузки/разгрузки, руб</w:t>
-            </w:r>
+              <w:t xml:space="preserve">Дополнительное место погрузки/разгрузки, </w:t>
+            </w:r>
+            <w:proofErr w:type="spellStart"/>
+            <w:r>
+              <w:rPr>
+                <w:rFonts w:ascii="Arial" w:hAnsi="Arial" w:cs="Arial"/>
+                <w:b/>
+                <w:bCs/>
+                <w:sz w:val="10"/>
+                <w:szCs w:val="10"/>
+              </w:rPr>
+              <w:t>руб</w:t>
+            </w:r>
+            <w:proofErr w:type="spellEnd"/>
           </w:p>
           <w:p>
             <w:pPr>
@@ -861,8 +963,20 @@
                 <w:sz w:val="10"/>
                 <w:szCs w:val="10"/>
               </w:rPr>
-              <w:t>Итого стоимость с НДС, руб</w:t>
-            </w:r>
+              <w:t xml:space="preserve">Итого стоимость с НДС, </w:t>
+            </w:r>
+            <w:proofErr w:type="spellStart"/>
+            <w:r>
+              <w:rPr>
+                <w:rFonts w:ascii="Arial" w:hAnsi="Arial" w:cs="Arial"/>
+                <w:b/>
+                <w:bCs/>
+                <w:sz w:val="10"/>
+                <w:szCs w:val="10"/>
+              </w:rPr>
+              <w:t>руб</w:t>
+            </w:r>
+            <w:proofErr w:type="spellEnd"/>
           </w:p>
           <w:p>
             <w:pPr>
@@ -952,6 +1066,7 @@
               </w:rPr>
               <w:t>{</w:t>
             </w:r>
+            <w:proofErr w:type="spellStart"/>
             <w:r>
               <w:rPr>
                 <w:rFonts w:ascii="Arial" w:hAnsi="Arial" w:cs="Arial"/>
@@ -961,6 +1076,7 @@
               </w:rPr>
               <w:t>orderDate</w:t>
             </w:r>
+            <w:proofErr w:type="spellEnd"/>
             <w:r>
               <w:rPr>
                 <w:rFonts w:ascii="Arial" w:hAnsi="Arial" w:cs="Arial"/>
@@ -996,6 +1112,7 @@
               </w:rPr>
               <w:t>{</w:t>
             </w:r>
+            <w:proofErr w:type="spellStart"/>
             <w:r>
               <w:rPr>
                 <w:rFonts w:ascii="Arial" w:hAnsi="Arial" w:cs="Arial"/>
@@ -1012,7 +1129,17 @@
                 <w:szCs w:val="10"/>
                 <w:lang w:val="en-US"/>
               </w:rPr>
-              <w:t>Time}</w:t>
+              <w:t>Time</w:t>
+            </w:r>
+            <w:proofErr w:type="spellEnd"/>
+            <w:r>
+              <w:rPr>
+                <w:rFonts w:ascii="Arial" w:hAnsi="Arial" w:cs="Arial"/>
+                <w:sz w:val="10"/>
+                <w:szCs w:val="10"/>
+                <w:lang w:val="en-US"/>
+              </w:rPr>
+              <w:t>}</w:t>
             </w:r>
           </w:p>
         </w:tc>
@@ -1038,7 +1165,27 @@
                 <w:szCs w:val="10"/>
                 <w:lang w:val="en-US"/>
               </w:rPr>
-              <w:t>{truckNum}</w:t>
+              <w:t>{</w:t>
+            </w:r>
+            <w:proofErr w:type="spellStart"/>
+            <w:r>
+              <w:rPr>
+                <w:rFonts w:ascii="Arial" w:hAnsi="Arial" w:cs="Arial"/>
+                <w:sz w:val="10"/>
+                <w:szCs w:val="10"/>
+                <w:lang w:val="en-US"/>
+              </w:rPr>
+              <w:t>truckNum</w:t>
+            </w:r>
+            <w:proofErr w:type="spellEnd"/>
+            <w:r>
+              <w:rPr>
+                <w:rFonts w:ascii="Arial" w:hAnsi="Arial" w:cs="Arial"/>
+                <w:sz w:val="10"/>
+                <w:szCs w:val="10"/>
+                <w:lang w:val="en-US"/>
+              </w:rPr>
+              <w:t>}</w:t>
             </w:r>
           </w:p>
         </w:tc>
@@ -1066,6 +1213,7 @@
               </w:rPr>
               <w:t>{</w:t>
             </w:r>
+            <w:proofErr w:type="spellStart"/>
             <w:r>
               <w:rPr>
                 <w:rFonts w:ascii="Arial" w:hAnsi="Arial" w:cs="Arial"/>
@@ -1075,6 +1223,7 @@
               </w:rPr>
               <w:t>truckType</w:t>
             </w:r>
+            <w:proofErr w:type="spellEnd"/>
             <w:r>
               <w:rPr>
                 <w:rFonts w:ascii="Arial" w:hAnsi="Arial" w:cs="Arial"/>
@@ -1107,7 +1256,27 @@
                 <w:szCs w:val="10"/>
                 <w:lang w:val="en-US"/>
               </w:rPr>
-              <w:t>{driverName}</w:t>
+              <w:t>{</w:t>
+            </w:r>
+            <w:proofErr w:type="spellStart"/>
+            <w:r>
+              <w:rPr>
+                <w:rFonts w:ascii="Arial" w:hAnsi="Arial" w:cs="Arial"/>
+                <w:sz w:val="10"/>
+                <w:szCs w:val="10"/>
+                <w:lang w:val="en-US"/>
+              </w:rPr>
+              <w:t>driverName</w:t>
+            </w:r>
+            <w:proofErr w:type="spellEnd"/>
+            <w:r>
+              <w:rPr>
+                <w:rFonts w:ascii="Arial" w:hAnsi="Arial" w:cs="Arial"/>
+                <w:sz w:val="10"/>
+                <w:szCs w:val="10"/>
+                <w:lang w:val="en-US"/>
+              </w:rPr>
+              <w:t>}</w:t>
             </w:r>
           </w:p>
         </w:tc>
@@ -1177,7 +1346,27 @@
                 <w:szCs w:val="10"/>
                 <w:lang w:val="en-US"/>
               </w:rPr>
-              <w:t>{auctionNum}</w:t>
+              <w:t>{</w:t>
+            </w:r>
+            <w:proofErr w:type="spellStart"/>
+            <w:r>
+              <w:rPr>
+                <w:rFonts w:ascii="Arial" w:hAnsi="Arial" w:cs="Arial"/>
+                <w:sz w:val="10"/>
+                <w:szCs w:val="10"/>
+                <w:lang w:val="en-US"/>
+              </w:rPr>
+              <w:t>auctionNum</w:t>
+            </w:r>
+            <w:proofErr w:type="spellEnd"/>
+            <w:r>
+              <w:rPr>
+                <w:rFonts w:ascii="Arial" w:hAnsi="Arial" w:cs="Arial"/>
+                <w:sz w:val="10"/>
+                <w:szCs w:val="10"/>
+                <w:lang w:val="en-US"/>
+              </w:rPr>
+              <w:t>}</w:t>
             </w:r>
           </w:p>
         </w:tc>
@@ -1204,6 +1393,7 @@
               </w:rPr>
               <w:t>{</w:t>
             </w:r>
+            <w:proofErr w:type="spellStart"/>
             <w:r>
               <w:rPr>
                 <w:rFonts w:ascii="Arial" w:hAnsi="Arial" w:cs="Arial"/>
@@ -1213,6 +1403,7 @@
               </w:rPr>
               <w:t>ttnNums</w:t>
             </w:r>
+            <w:proofErr w:type="spellEnd"/>
             <w:r>
               <w:rPr>
                 <w:rFonts w:ascii="Arial" w:hAnsi="Arial" w:cs="Arial"/>
@@ -1289,6 +1480,7 @@
               </w:rPr>
               <w:t>{</w:t>
             </w:r>
+            <w:proofErr w:type="spellStart"/>
             <w:r>
               <w:rPr>
                 <w:rFonts w:ascii="Arial" w:hAnsi="Arial" w:cs="Arial"/>
@@ -1298,6 +1490,7 @@
               </w:rPr>
               <w:t>loadPlaces</w:t>
             </w:r>
+            <w:proofErr w:type="spellEnd"/>
             <w:r>
               <w:rPr>
                 <w:rFonts w:ascii="Arial" w:hAnsi="Arial" w:cs="Arial"/>
@@ -1374,6 +1567,7 @@
               </w:rPr>
               <w:t>{</w:t>
             </w:r>
+            <w:proofErr w:type="spellStart"/>
             <w:r>
               <w:rPr>
                 <w:rFonts w:ascii="Arial" w:hAnsi="Arial" w:cs="Arial"/>
@@ -1383,6 +1577,7 @@
               </w:rPr>
               <w:t>unloadPlaces</w:t>
             </w:r>
+            <w:proofErr w:type="spellEnd"/>
             <w:r>
               <w:rPr>
                 <w:rFonts w:ascii="Arial" w:hAnsi="Arial" w:cs="Arial"/>
@@ -1968,6 +2163,7 @@
               </w:rPr>
               <w:t>}{/</w:t>
             </w:r>
+            <w:proofErr w:type="spellStart"/>
             <w:proofErr w:type="gramStart"/>
             <w:r>
               <w:rPr>
@@ -1977,7 +2173,18 @@
                 <w:sz w:val="20"/>
                 <w:szCs w:val="20"/>
               </w:rPr>
-              <w:t>total}</w:t>
+              <w:t>total</w:t>
+            </w:r>
+            <w:proofErr w:type="spellEnd"/>
+            <w:r>
+              <w:rPr>
+                <w:rFonts w:ascii="Arial" w:hAnsi="Arial" w:cs="Arial"/>
+                <w:b/>
+                <w:bCs/>
+                <w:sz w:val="20"/>
+                <w:szCs w:val="20"/>
+              </w:rPr>
+              <w:t>}</w:t>
             </w:r>
             <w:r>
               <w:rPr>
@@ -2106,13 +2313,16 @@
       </w:r>
       <w:r>
         <w:tab/>
-        <w:t xml:space="preserve">____________________Барченко </w:t>
+        <w:t>____________________</w:t>
       </w:r>
-      <w:proofErr w:type="gramStart"/>
+      <w:proofErr w:type="spellStart"/>
       <w:r>
-        <w:t>А.С.</w:t>
+        <w:t>Латынцев</w:t>
       </w:r>
-      <w:proofErr w:type="gramEnd"/>
+      <w:proofErr w:type="spellEnd"/>
+      <w:r>
+        <w:t xml:space="preserve"> Е.В.</w:t>
+      </w:r>
     </w:p>
     <w:p/>
     <w:p/>
